--- a/Rapid Cortex Internal Docs/Sales_Marketing/Rapid_Cortex_Pilot_Offer_Professional.docx
+++ b/Rapid Cortex Internal Docs/Sales_Marketing/Rapid_Cortex_Pilot_Offer_Professional.docx
@@ -759,7 +759,7 @@
           <w:color w:val="1E3A8A"/>
           <w:sz w:val="32"/>
         </w:rPr>
-        <w:t>Why Agencies Choose Rapid Cortex Now</w:t>
+        <w:t>Why Agencies Choose NexCort iQ Now</w:t>
       </w:r>
     </w:p>
     <w:p>
@@ -910,7 +910,7 @@
         <w:jc w:val="both"/>
       </w:pPr>
       <w:r>
-        <w:t>Schedule a 15-minute live demonstration to see Rapid Cortex in your environment. We will show you real emergency calls (anonymized), demonstrate the AI intelligence in action, and discuss how the pilot would work specifically for your agency. No sales pressure just a straightforward conversation about whether this technology fits your needs.</w:t>
+        <w:t>Schedule a 15-minute live demonstration to see NexCort iQ in your environment. We will show you real emergency calls (anonymized), demonstrate the AI intelligence in action, and discuss how the pilot would work specifically for your agency. No sales pressure just a straightforward conversation about whether this technology fits your needs.</w:t>
       </w:r>
     </w:p>
     <w:tbl>
@@ -998,7 +998,7 @@
                 <w:color w:val="6B7280"/>
                 <w:sz w:val="20"/>
               </w:rPr>
-              <w:t>Founder, Rapid Cortex</w:t>
+              <w:t>Founder, NexCort iQ</w:t>
             </w:r>
           </w:p>
         </w:tc>
